--- a/Ktra_CuoiMon/Agile-Scrum_PhanHoangSon_De02.docx
+++ b/Ktra_CuoiMon/Agile-Scrum_PhanHoangSon_De02.docx
@@ -4156,6 +4156,14 @@
                 <w:szCs w:val="24"/>
               </w:rPr>
             </w:pPr>
+            <w:r>
+              <w:rPr>
+                <w:rFonts w:ascii="Times New Roman" w:eastAsia="Times New Roman" w:hAnsi="Times New Roman" w:cs="Times New Roman"/>
+                <w:sz w:val="24"/>
+                <w:szCs w:val="24"/>
+              </w:rPr>
+              <w:t>B1 B2 B3 B4 B5, Tổng: 30 SP</w:t>
+            </w:r>
           </w:p>
         </w:tc>
       </w:tr>
